--- a/pr-preview/pr-134/limit-theorems.docx
+++ b/pr-preview/pr-134/limit-theorems.docx
@@ -15,7 +15,7 @@
         <w:pStyle w:val="Date"/>
       </w:pPr>
       <w:r>
-        <w:t xml:space="preserve">Last modified: 2026-10-14 11:03:41 (PDT)</w:t>
+        <w:t xml:space="preserve">Last modified: 2026-10-14 14:03:58 (PDT)</w:t>
       </w:r>
     </w:p>
     <w:bookmarkStart w:id="37" w:name="sec-clt"/>

--- a/pr-preview/pr-134/limit-theorems.docx
+++ b/pr-preview/pr-134/limit-theorems.docx
@@ -15,7 +15,7 @@
         <w:pStyle w:val="Date"/>
       </w:pPr>
       <w:r>
-        <w:t xml:space="preserve">Last modified: 2026-10-14 14:03:58 (PDT)</w:t>
+        <w:t xml:space="preserve">Last modified: 2026-10-14 14:49:11 (PDT)</w:t>
       </w:r>
     </w:p>
     <w:bookmarkStart w:id="37" w:name="sec-clt"/>

--- a/pr-preview/pr-134/limit-theorems.docx
+++ b/pr-preview/pr-134/limit-theorems.docx
@@ -15,7 +15,7 @@
         <w:pStyle w:val="Date"/>
       </w:pPr>
       <w:r>
-        <w:t xml:space="preserve">Last modified: 2026-10-14 14:49:11 (PDT)</w:t>
+        <w:t xml:space="preserve">Last modified: 2026-10-14 15:13:10 (PDT)</w:t>
       </w:r>
     </w:p>
     <w:bookmarkStart w:id="37" w:name="sec-clt"/>
